--- a/Science Books/QED Course/Lesson 17 Klein Gordon Equation.docx
+++ b/Science Books/QED Course/Lesson 17 Klein Gordon Equation.docx
@@ -500,8 +500,189 @@
       </w:pPr>
       <m:oMathPara>
         <m:oMath>
+          <m:sSup>
+            <m:e>
+              <m:r>
+                <m:t xml:space="preserve">E</m:t>
+              </m:r>
+            </m:e>
+            <m:sup>
+              <m:r>
+                <m:t xml:space="preserve">2</m:t>
+              </m:r>
+            </m:sup>
+          </m:sSup>
           <m:r>
-            <m:t xml:space="preserve">E² = |p|² + m²  →  (i∂_t)² φ = [(−i∇)² + m²] φ = [−∇² + m²] φ</m:t>
+            <m:t xml:space="preserve">=</m:t>
+          </m:r>
+          <m:sSup>
+            <m:e>
+              <m:d>
+                <m:dPr>
+                  <m:begChr m:val="|"/>
+                  <m:endChr m:val="|"/>
+                </m:dPr>
+                <m:e>
+                  <m:r>
+                    <m:t xml:space="preserve">p</m:t>
+                  </m:r>
+                </m:e>
+              </m:d>
+            </m:e>
+            <m:sup>
+              <m:r>
+                <m:t xml:space="preserve">2</m:t>
+              </m:r>
+            </m:sup>
+          </m:sSup>
+          <m:r>
+            <m:t xml:space="preserve">+</m:t>
+          </m:r>
+          <m:sSup>
+            <m:e>
+              <m:r>
+                <m:t xml:space="preserve">m</m:t>
+              </m:r>
+            </m:e>
+            <m:sup>
+              <m:r>
+                <m:t xml:space="preserve">2</m:t>
+              </m:r>
+            </m:sup>
+          </m:sSup>
+          <m:r>
+            <m:t xml:space="preserve">→</m:t>
+          </m:r>
+          <m:sSup>
+            <m:e>
+              <m:d>
+                <m:dPr/>
+                <m:e>
+                  <m:sSub>
+                    <m:e>
+                      <m:r>
+                        <m:t xml:space="preserve">i∂</m:t>
+                      </m:r>
+                    </m:e>
+                    <m:sub>
+                      <m:r>
+                        <m:t xml:space="preserve">t</m:t>
+                      </m:r>
+                    </m:sub>
+                  </m:sSub>
+                </m:e>
+              </m:d>
+            </m:e>
+            <m:sup>
+              <m:r>
+                <m:t xml:space="preserve">2</m:t>
+              </m:r>
+            </m:sup>
+          </m:sSup>
+          <m:r>
+            <m:t xml:space="preserve"> </m:t>
+          </m:r>
+          <m:r>
+            <m:t xml:space="preserve">φ</m:t>
+          </m:r>
+          <m:r>
+            <m:t xml:space="preserve">=</m:t>
+          </m:r>
+          <m:d>
+            <m:dPr>
+              <m:begChr m:val="["/>
+              <m:endChr m:val="]"/>
+            </m:dPr>
+            <m:e>
+              <m:sSup>
+                <m:e>
+                  <m:d>
+                    <m:dPr/>
+                    <m:e>
+                      <m:r>
+                        <m:t xml:space="preserve">−</m:t>
+                      </m:r>
+                      <m:r>
+                        <m:t xml:space="preserve">i∇</m:t>
+                      </m:r>
+                    </m:e>
+                  </m:d>
+                </m:e>
+                <m:sup>
+                  <m:r>
+                    <m:t xml:space="preserve">2</m:t>
+                  </m:r>
+                </m:sup>
+              </m:sSup>
+              <m:r>
+                <m:t xml:space="preserve">+</m:t>
+              </m:r>
+              <m:sSup>
+                <m:e>
+                  <m:r>
+                    <m:t xml:space="preserve">m</m:t>
+                  </m:r>
+                </m:e>
+                <m:sup>
+                  <m:r>
+                    <m:t xml:space="preserve">2</m:t>
+                  </m:r>
+                </m:sup>
+              </m:sSup>
+            </m:e>
+          </m:d>
+          <m:r>
+            <m:t xml:space="preserve"> </m:t>
+          </m:r>
+          <m:r>
+            <m:t xml:space="preserve">φ</m:t>
+          </m:r>
+          <m:r>
+            <m:t xml:space="preserve">=</m:t>
+          </m:r>
+          <m:d>
+            <m:dPr>
+              <m:begChr m:val="["/>
+              <m:endChr m:val="]"/>
+            </m:dPr>
+            <m:e>
+              <m:r>
+                <m:t xml:space="preserve">−</m:t>
+              </m:r>
+              <m:sSup>
+                <m:e>
+                  <m:r>
+                    <m:t xml:space="preserve">∇</m:t>
+                  </m:r>
+                </m:e>
+                <m:sup>
+                  <m:r>
+                    <m:t xml:space="preserve">2</m:t>
+                  </m:r>
+                </m:sup>
+              </m:sSup>
+              <m:r>
+                <m:t xml:space="preserve">+</m:t>
+              </m:r>
+              <m:sSup>
+                <m:e>
+                  <m:r>
+                    <m:t xml:space="preserve">m</m:t>
+                  </m:r>
+                </m:e>
+                <m:sup>
+                  <m:r>
+                    <m:t xml:space="preserve">2</m:t>
+                  </m:r>
+                </m:sup>
+              </m:sSup>
+            </m:e>
+          </m:d>
+          <m:r>
+            <m:t xml:space="preserve"> </m:t>
+          </m:r>
+          <m:r>
+            <m:t xml:space="preserve">φ</m:t>
           </m:r>
         </m:oMath>
       </m:oMathPara>
@@ -513,8 +694,126 @@
       </w:pPr>
       <m:oMathPara>
         <m:oMath>
+          <m:sSubSup>
+            <m:e>
+              <m:r>
+                <m:t xml:space="preserve">∂</m:t>
+              </m:r>
+            </m:e>
+            <m:sub>
+              <m:r>
+                <m:t xml:space="preserve">t</m:t>
+              </m:r>
+            </m:sub>
+            <m:sup>
+              <m:r>
+                <m:t xml:space="preserve">2</m:t>
+              </m:r>
+            </m:sup>
+          </m:sSubSup>
           <m:r>
-            <m:t xml:space="preserve">∂_t² φ − ∇² φ + m² φ = 0,    or covariantly  (□ + m²) φ = 0</m:t>
+            <m:t xml:space="preserve"> </m:t>
+          </m:r>
+          <m:r>
+            <m:t xml:space="preserve">φ</m:t>
+          </m:r>
+          <m:r>
+            <m:t xml:space="preserve">−</m:t>
+          </m:r>
+          <m:sSup>
+            <m:e>
+              <m:r>
+                <m:t xml:space="preserve">∇</m:t>
+              </m:r>
+            </m:e>
+            <m:sup>
+              <m:r>
+                <m:t xml:space="preserve">2</m:t>
+              </m:r>
+            </m:sup>
+          </m:sSup>
+          <m:r>
+            <m:t xml:space="preserve"> </m:t>
+          </m:r>
+          <m:r>
+            <m:t xml:space="preserve">φ</m:t>
+          </m:r>
+          <m:r>
+            <m:t xml:space="preserve">+</m:t>
+          </m:r>
+          <m:sSup>
+            <m:e>
+              <m:r>
+                <m:t xml:space="preserve">m</m:t>
+              </m:r>
+            </m:e>
+            <m:sup>
+              <m:r>
+                <m:t xml:space="preserve">2</m:t>
+              </m:r>
+            </m:sup>
+          </m:sSup>
+          <m:r>
+            <m:t xml:space="preserve"> </m:t>
+          </m:r>
+          <m:r>
+            <m:t xml:space="preserve">φ</m:t>
+          </m:r>
+          <m:r>
+            <m:t xml:space="preserve">=</m:t>
+          </m:r>
+          <m:r>
+            <m:t xml:space="preserve">0</m:t>
+          </m:r>
+          <m:r>
+            <m:t xml:space="preserve">,</m:t>
+          </m:r>
+          <m:r>
+            <m:t xml:space="preserve">or</m:t>
+          </m:r>
+          <m:r>
+            <m:t xml:space="preserve"> </m:t>
+          </m:r>
+          <m:r>
+            <m:t xml:space="preserve">covariantly</m:t>
+          </m:r>
+          <m:r>
+            <m:t xml:space="preserve"> </m:t>
+          </m:r>
+          <m:d>
+            <m:dPr/>
+            <m:e>
+              <m:r>
+                <m:t xml:space="preserve">□</m:t>
+              </m:r>
+              <m:r>
+                <m:t xml:space="preserve">+</m:t>
+              </m:r>
+              <m:sSup>
+                <m:e>
+                  <m:r>
+                    <m:t xml:space="preserve">m</m:t>
+                  </m:r>
+                </m:e>
+                <m:sup>
+                  <m:r>
+                    <m:t xml:space="preserve">2</m:t>
+                  </m:r>
+                </m:sup>
+              </m:sSup>
+            </m:e>
+          </m:d>
+          <m:r>
+            <m:t xml:space="preserve"> </m:t>
+          </m:r>
+          <m:r>
+            <m:t xml:space="preserve">φ</m:t>
+          </m:r>
+          <m:r>
+            <m:t xml:space="preserve">=</m:t>
+          </m:r>
+          <m:r>
+            <m:t xml:space="preserve">0</m:t>
           </m:r>
         </m:oMath>
       </m:oMathPara>
@@ -578,9 +877,214 @@
       </w:pPr>
       <m:oMathPara>
         <m:oMath>
+          <m:d>
+            <m:dPr/>
+            <m:e>
+              <m:r>
+                <m:t xml:space="preserve">−</m:t>
+              </m:r>
+              <m:sSup>
+                <m:e>
+                  <m:r>
+                    <m:t xml:space="preserve">E</m:t>
+                  </m:r>
+                </m:e>
+                <m:sup>
+                  <m:r>
+                    <m:t xml:space="preserve">2</m:t>
+                  </m:r>
+                </m:sup>
+              </m:sSup>
+              <m:r>
+                <m:t xml:space="preserve">+</m:t>
+              </m:r>
+              <m:sSup>
+                <m:e>
+                  <m:d>
+                    <m:dPr>
+                      <m:begChr m:val="|"/>
+                      <m:endChr m:val="|"/>
+                    </m:dPr>
+                    <m:e>
+                      <m:r>
+                        <m:t xml:space="preserve">p</m:t>
+                      </m:r>
+                    </m:e>
+                  </m:d>
+                </m:e>
+                <m:sup>
+                  <m:r>
+                    <m:t xml:space="preserve">2</m:t>
+                  </m:r>
+                </m:sup>
+              </m:sSup>
+              <m:r>
+                <m:t xml:space="preserve">+</m:t>
+              </m:r>
+              <m:sSup>
+                <m:e>
+                  <m:r>
+                    <m:t xml:space="preserve">m</m:t>
+                  </m:r>
+                </m:e>
+                <m:sup>
+                  <m:r>
+                    <m:t xml:space="preserve">2</m:t>
+                  </m:r>
+                </m:sup>
+              </m:sSup>
+            </m:e>
+          </m:d>
           <m:r>
-            <m:t xml:space="preserve">(−E² + |p|² + m²) φ = 0  ⇒  E² = |p|² + m²  ⇒  E = ±√(|p|²+m²) = ±E_p</m:t>
+            <m:t xml:space="preserve"> </m:t>
           </m:r>
+          <m:r>
+            <m:t xml:space="preserve">φ</m:t>
+          </m:r>
+          <m:r>
+            <m:t xml:space="preserve">=</m:t>
+          </m:r>
+          <m:r>
+            <m:t xml:space="preserve">0</m:t>
+          </m:r>
+          <m:r>
+            <m:t xml:space="preserve"> </m:t>
+          </m:r>
+          <m:r>
+            <m:t xml:space="preserve">⇒</m:t>
+          </m:r>
+          <m:r>
+            <m:t xml:space="preserve"> </m:t>
+          </m:r>
+          <m:sSup>
+            <m:e>
+              <m:r>
+                <m:t xml:space="preserve">E</m:t>
+              </m:r>
+            </m:e>
+            <m:sup>
+              <m:r>
+                <m:t xml:space="preserve">2</m:t>
+              </m:r>
+            </m:sup>
+          </m:sSup>
+          <m:r>
+            <m:t xml:space="preserve">=</m:t>
+          </m:r>
+          <m:sSup>
+            <m:e>
+              <m:d>
+                <m:dPr>
+                  <m:begChr m:val="|"/>
+                  <m:endChr m:val="|"/>
+                </m:dPr>
+                <m:e>
+                  <m:r>
+                    <m:t xml:space="preserve">p</m:t>
+                  </m:r>
+                </m:e>
+              </m:d>
+            </m:e>
+            <m:sup>
+              <m:r>
+                <m:t xml:space="preserve">2</m:t>
+              </m:r>
+            </m:sup>
+          </m:sSup>
+          <m:r>
+            <m:t xml:space="preserve">+</m:t>
+          </m:r>
+          <m:sSup>
+            <m:e>
+              <m:r>
+                <m:t xml:space="preserve">m</m:t>
+              </m:r>
+            </m:e>
+            <m:sup>
+              <m:r>
+                <m:t xml:space="preserve">2</m:t>
+              </m:r>
+            </m:sup>
+          </m:sSup>
+          <m:r>
+            <m:t xml:space="preserve"> </m:t>
+          </m:r>
+          <m:r>
+            <m:t xml:space="preserve">⇒</m:t>
+          </m:r>
+          <m:r>
+            <m:t xml:space="preserve"> </m:t>
+          </m:r>
+          <m:r>
+            <m:t xml:space="preserve">E</m:t>
+          </m:r>
+          <m:r>
+            <m:t xml:space="preserve">=</m:t>
+          </m:r>
+          <m:r>
+            <m:t xml:space="preserve">±</m:t>
+          </m:r>
+          <m:r>
+            <m:t xml:space="preserve">√</m:t>
+          </m:r>
+          <m:d>
+            <m:dPr/>
+            <m:e>
+              <m:sSup>
+                <m:e>
+                  <m:d>
+                    <m:dPr>
+                      <m:begChr m:val="|"/>
+                      <m:endChr m:val="|"/>
+                    </m:dPr>
+                    <m:e>
+                      <m:r>
+                        <m:t xml:space="preserve">p</m:t>
+                      </m:r>
+                    </m:e>
+                  </m:d>
+                </m:e>
+                <m:sup>
+                  <m:r>
+                    <m:t xml:space="preserve">2</m:t>
+                  </m:r>
+                </m:sup>
+              </m:sSup>
+              <m:r>
+                <m:t xml:space="preserve">+</m:t>
+              </m:r>
+              <m:sSup>
+                <m:e>
+                  <m:r>
+                    <m:t xml:space="preserve">m</m:t>
+                  </m:r>
+                </m:e>
+                <m:sup>
+                  <m:r>
+                    <m:t xml:space="preserve">2</m:t>
+                  </m:r>
+                </m:sup>
+              </m:sSup>
+            </m:e>
+          </m:d>
+          <m:r>
+            <m:t xml:space="preserve">=</m:t>
+          </m:r>
+          <m:r>
+            <m:t xml:space="preserve">±</m:t>
+          </m:r>
+          <m:sSub>
+            <m:e>
+              <m:r>
+                <m:t xml:space="preserve">E</m:t>
+              </m:r>
+            </m:e>
+            <m:sub>
+              <m:r>
+                <m:t xml:space="preserve">p</m:t>
+              </m:r>
+            </m:sub>
+          </m:sSub>
         </m:oMath>
       </m:oMathPara>
     </w:p>
@@ -644,7 +1148,160 @@
       <m:oMathPara>
         <m:oMath>
           <m:r>
-            <m:t xml:space="preserve">φ*(□+m²)φ − φ(□+m²)φ* = 0  ⇒  φ*□φ − φ□φ* = 0  ⇒  ∂_μ(φ*∂^μφ − φ∂^μφ*) = 0</m:t>
+            <m:t xml:space="preserve">φ*</m:t>
+          </m:r>
+          <m:d>
+            <m:dPr/>
+            <m:e>
+              <m:r>
+                <m:t xml:space="preserve">□</m:t>
+              </m:r>
+              <m:r>
+                <m:t xml:space="preserve">+</m:t>
+              </m:r>
+              <m:sSup>
+                <m:e>
+                  <m:r>
+                    <m:t xml:space="preserve">m</m:t>
+                  </m:r>
+                </m:e>
+                <m:sup>
+                  <m:r>
+                    <m:t xml:space="preserve">2</m:t>
+                  </m:r>
+                </m:sup>
+              </m:sSup>
+            </m:e>
+          </m:d>
+          <m:r>
+            <m:t xml:space="preserve">φ</m:t>
+          </m:r>
+          <m:r>
+            <m:t xml:space="preserve">−</m:t>
+          </m:r>
+          <m:r>
+            <m:t xml:space="preserve">φ</m:t>
+          </m:r>
+          <m:d>
+            <m:dPr/>
+            <m:e>
+              <m:r>
+                <m:t xml:space="preserve">□</m:t>
+              </m:r>
+              <m:r>
+                <m:t xml:space="preserve">+</m:t>
+              </m:r>
+              <m:sSup>
+                <m:e>
+                  <m:r>
+                    <m:t xml:space="preserve">m</m:t>
+                  </m:r>
+                </m:e>
+                <m:sup>
+                  <m:r>
+                    <m:t xml:space="preserve">2</m:t>
+                  </m:r>
+                </m:sup>
+              </m:sSup>
+            </m:e>
+          </m:d>
+          <m:r>
+            <m:t xml:space="preserve">φ*</m:t>
+          </m:r>
+          <m:r>
+            <m:t xml:space="preserve">=</m:t>
+          </m:r>
+          <m:r>
+            <m:t xml:space="preserve">0</m:t>
+          </m:r>
+          <m:r>
+            <m:t xml:space="preserve"> </m:t>
+          </m:r>
+          <m:r>
+            <m:t xml:space="preserve">⇒</m:t>
+          </m:r>
+          <m:r>
+            <m:t xml:space="preserve"> </m:t>
+          </m:r>
+          <m:r>
+            <m:t xml:space="preserve">φ*□φ</m:t>
+          </m:r>
+          <m:r>
+            <m:t xml:space="preserve">−</m:t>
+          </m:r>
+          <m:r>
+            <m:t xml:space="preserve">φ□φ*</m:t>
+          </m:r>
+          <m:r>
+            <m:t xml:space="preserve">=</m:t>
+          </m:r>
+          <m:r>
+            <m:t xml:space="preserve">0</m:t>
+          </m:r>
+          <m:r>
+            <m:t xml:space="preserve"> </m:t>
+          </m:r>
+          <m:r>
+            <m:t xml:space="preserve">⇒</m:t>
+          </m:r>
+          <m:r>
+            <m:t xml:space="preserve"> </m:t>
+          </m:r>
+          <m:sSub>
+            <m:e>
+              <m:r>
+                <m:t xml:space="preserve">∂</m:t>
+              </m:r>
+            </m:e>
+            <m:sub>
+              <m:r>
+                <m:t xml:space="preserve">μ</m:t>
+              </m:r>
+            </m:sub>
+          </m:sSub>
+          <m:d>
+            <m:dPr/>
+            <m:e>
+              <m:sSup>
+                <m:e>
+                  <m:r>
+                    <m:t xml:space="preserve">φ*∂</m:t>
+                  </m:r>
+                </m:e>
+                <m:sup>
+                  <m:r>
+                    <m:t xml:space="preserve">μ</m:t>
+                  </m:r>
+                </m:sup>
+              </m:sSup>
+              <m:r>
+                <m:t xml:space="preserve">φ</m:t>
+              </m:r>
+              <m:r>
+                <m:t xml:space="preserve">−</m:t>
+              </m:r>
+              <m:sSup>
+                <m:e>
+                  <m:r>
+                    <m:t xml:space="preserve">φ∂</m:t>
+                  </m:r>
+                </m:e>
+                <m:sup>
+                  <m:r>
+                    <m:t xml:space="preserve">μ</m:t>
+                  </m:r>
+                </m:sup>
+              </m:sSup>
+              <m:r>
+                <m:t xml:space="preserve">φ*</m:t>
+              </m:r>
+            </m:e>
+          </m:d>
+          <m:r>
+            <m:t xml:space="preserve">=</m:t>
+          </m:r>
+          <m:r>
+            <m:t xml:space="preserve">0</m:t>
           </m:r>
         </m:oMath>
       </m:oMathPara>
@@ -679,8 +1336,67 @@
       <m:oMathPara>
         <m:oMath>
           <m:r>
-            <m:t xml:space="preserve">ρ = j^0 = i(φ*∂_tφ − φ∂_tφ*)</m:t>
+            <m:t xml:space="preserve">ρ</m:t>
           </m:r>
+          <m:r>
+            <m:t xml:space="preserve">=</m:t>
+          </m:r>
+          <m:sSup>
+            <m:e>
+              <m:r>
+                <m:t xml:space="preserve">j</m:t>
+              </m:r>
+            </m:e>
+            <m:sup>
+              <m:r>
+                <m:t xml:space="preserve">0</m:t>
+              </m:r>
+            </m:sup>
+          </m:sSup>
+          <m:r>
+            <m:t xml:space="preserve">=</m:t>
+          </m:r>
+          <m:r>
+            <m:t xml:space="preserve">i</m:t>
+          </m:r>
+          <m:d>
+            <m:dPr/>
+            <m:e>
+              <m:sSub>
+                <m:e>
+                  <m:r>
+                    <m:t xml:space="preserve">φ*∂</m:t>
+                  </m:r>
+                </m:e>
+                <m:sub>
+                  <m:r>
+                    <m:t xml:space="preserve">t</m:t>
+                  </m:r>
+                </m:sub>
+              </m:sSub>
+              <m:r>
+                <m:t xml:space="preserve">φ</m:t>
+              </m:r>
+              <m:r>
+                <m:t xml:space="preserve">−</m:t>
+              </m:r>
+              <m:sSub>
+                <m:e>
+                  <m:r>
+                    <m:t xml:space="preserve">φ∂</m:t>
+                  </m:r>
+                </m:e>
+                <m:sub>
+                  <m:r>
+                    <m:t xml:space="preserve">t</m:t>
+                  </m:r>
+                </m:sub>
+              </m:sSub>
+              <m:r>
+                <m:t xml:space="preserve">φ*</m:t>
+              </m:r>
+            </m:e>
+          </m:d>
         </m:oMath>
       </m:oMathPara>
     </w:p>
@@ -809,9 +1525,76 @@
       </w:pPr>
       <m:oMathPara>
         <m:oMath>
+          <m:sSub>
+            <m:e>
+              <m:r>
+                <m:t xml:space="preserve">E</m:t>
+              </m:r>
+            </m:e>
+            <m:sub>
+              <m:r>
+                <m:t xml:space="preserve">n</m:t>
+              </m:r>
+            </m:sub>
+          </m:sSub>
           <m:r>
-            <m:t xml:space="preserve">E_(n) = ± √( |2πn/L|² + m² )</m:t>
+            <m:t xml:space="preserve">=</m:t>
           </m:r>
+          <m:r>
+            <m:t xml:space="preserve">±</m:t>
+          </m:r>
+          <m:r>
+            <m:t xml:space="preserve">√</m:t>
+          </m:r>
+          <m:d>
+            <m:dPr/>
+            <m:e>
+              <m:sSup>
+                <m:e>
+                  <m:d>
+                    <m:dPr>
+                      <m:begChr m:val="|"/>
+                      <m:endChr m:val="|"/>
+                    </m:dPr>
+                    <m:e>
+                      <m:f>
+                        <m:num>
+                          <m:r>
+                            <m:t xml:space="preserve">2πn</m:t>
+                          </m:r>
+                        </m:num>
+                        <m:den>
+                          <m:r>
+                            <m:t xml:space="preserve">L</m:t>
+                          </m:r>
+                        </m:den>
+                      </m:f>
+                    </m:e>
+                  </m:d>
+                </m:e>
+                <m:sup>
+                  <m:r>
+                    <m:t xml:space="preserve">2</m:t>
+                  </m:r>
+                </m:sup>
+              </m:sSup>
+              <m:r>
+                <m:t xml:space="preserve">+</m:t>
+              </m:r>
+              <m:sSup>
+                <m:e>
+                  <m:r>
+                    <m:t xml:space="preserve">m</m:t>
+                  </m:r>
+                </m:e>
+                <m:sup>
+                  <m:r>
+                    <m:t xml:space="preserve">2</m:t>
+                  </m:r>
+                </m:sup>
+              </m:sSup>
+            </m:e>
+          </m:d>
         </m:oMath>
       </m:oMathPara>
     </w:p>
@@ -875,7 +1658,170 @@
       <m:oMathPara>
         <m:oMath>
           <m:r>
-            <m:t xml:space="preserve">−m²ψ − 2im∂_tψ + ∂_t²ψ − ∇²ψ + m²ψ = 0  ⇒  −2im∂_tψ + ∂_t²ψ = ∇²ψ</m:t>
+            <m:t xml:space="preserve">−</m:t>
+          </m:r>
+          <m:sSup>
+            <m:e>
+              <m:r>
+                <m:t xml:space="preserve">m</m:t>
+              </m:r>
+            </m:e>
+            <m:sup>
+              <m:r>
+                <m:t xml:space="preserve">2</m:t>
+              </m:r>
+            </m:sup>
+          </m:sSup>
+          <m:r>
+            <m:t xml:space="preserve">ψ</m:t>
+          </m:r>
+          <m:r>
+            <m:t xml:space="preserve">−</m:t>
+          </m:r>
+          <m:sSub>
+            <m:e>
+              <m:r>
+                <m:t xml:space="preserve">2im∂</m:t>
+              </m:r>
+            </m:e>
+            <m:sub>
+              <m:r>
+                <m:t xml:space="preserve">t</m:t>
+              </m:r>
+            </m:sub>
+          </m:sSub>
+          <m:r>
+            <m:t xml:space="preserve">ψ</m:t>
+          </m:r>
+          <m:r>
+            <m:t xml:space="preserve">+</m:t>
+          </m:r>
+          <m:sSubSup>
+            <m:e>
+              <m:r>
+                <m:t xml:space="preserve">∂</m:t>
+              </m:r>
+            </m:e>
+            <m:sub>
+              <m:r>
+                <m:t xml:space="preserve">t</m:t>
+              </m:r>
+            </m:sub>
+            <m:sup>
+              <m:r>
+                <m:t xml:space="preserve">2</m:t>
+              </m:r>
+            </m:sup>
+          </m:sSubSup>
+          <m:r>
+            <m:t xml:space="preserve">ψ</m:t>
+          </m:r>
+          <m:r>
+            <m:t xml:space="preserve">−</m:t>
+          </m:r>
+          <m:sSup>
+            <m:e>
+              <m:r>
+                <m:t xml:space="preserve">∇</m:t>
+              </m:r>
+            </m:e>
+            <m:sup>
+              <m:r>
+                <m:t xml:space="preserve">2</m:t>
+              </m:r>
+            </m:sup>
+          </m:sSup>
+          <m:r>
+            <m:t xml:space="preserve">ψ</m:t>
+          </m:r>
+          <m:r>
+            <m:t xml:space="preserve">+</m:t>
+          </m:r>
+          <m:sSup>
+            <m:e>
+              <m:r>
+                <m:t xml:space="preserve">m</m:t>
+              </m:r>
+            </m:e>
+            <m:sup>
+              <m:r>
+                <m:t xml:space="preserve">2</m:t>
+              </m:r>
+            </m:sup>
+          </m:sSup>
+          <m:r>
+            <m:t xml:space="preserve">ψ</m:t>
+          </m:r>
+          <m:r>
+            <m:t xml:space="preserve">=</m:t>
+          </m:r>
+          <m:r>
+            <m:t xml:space="preserve">0</m:t>
+          </m:r>
+          <m:r>
+            <m:t xml:space="preserve"> </m:t>
+          </m:r>
+          <m:r>
+            <m:t xml:space="preserve">⇒</m:t>
+          </m:r>
+          <m:r>
+            <m:t xml:space="preserve">−</m:t>
+          </m:r>
+          <m:sSub>
+            <m:e>
+              <m:r>
+                <m:t xml:space="preserve">2im∂</m:t>
+              </m:r>
+            </m:e>
+            <m:sub>
+              <m:r>
+                <m:t xml:space="preserve">t</m:t>
+              </m:r>
+            </m:sub>
+          </m:sSub>
+          <m:r>
+            <m:t xml:space="preserve">ψ</m:t>
+          </m:r>
+          <m:r>
+            <m:t xml:space="preserve">+</m:t>
+          </m:r>
+          <m:sSubSup>
+            <m:e>
+              <m:r>
+                <m:t xml:space="preserve">∂</m:t>
+              </m:r>
+            </m:e>
+            <m:sub>
+              <m:r>
+                <m:t xml:space="preserve">t</m:t>
+              </m:r>
+            </m:sub>
+            <m:sup>
+              <m:r>
+                <m:t xml:space="preserve">2</m:t>
+              </m:r>
+            </m:sup>
+          </m:sSubSup>
+          <m:r>
+            <m:t xml:space="preserve">ψ</m:t>
+          </m:r>
+          <m:r>
+            <m:t xml:space="preserve">=</m:t>
+          </m:r>
+          <m:sSup>
+            <m:e>
+              <m:r>
+                <m:t xml:space="preserve">∇</m:t>
+              </m:r>
+            </m:e>
+            <m:sup>
+              <m:r>
+                <m:t xml:space="preserve">2</m:t>
+              </m:r>
+            </m:sup>
+          </m:sSup>
+          <m:r>
+            <m:t xml:space="preserve">ψ</m:t>
           </m:r>
         </m:oMath>
       </m:oMathPara>
@@ -892,8 +1838,53 @@
       </w:pPr>
       <m:oMathPara>
         <m:oMath>
+          <m:sSub>
+            <m:e>
+              <m:r>
+                <m:t xml:space="preserve">i∂</m:t>
+              </m:r>
+            </m:e>
+            <m:sub>
+              <m:r>
+                <m:t xml:space="preserve">t</m:t>
+              </m:r>
+            </m:sub>
+          </m:sSub>
           <m:r>
-            <m:t xml:space="preserve">i∂_tψ ≈ −(1/2m)∇²ψ</m:t>
+            <m:t xml:space="preserve">ψ</m:t>
+          </m:r>
+          <m:r>
+            <m:t xml:space="preserve">≈</m:t>
+          </m:r>
+          <m:r>
+            <m:t xml:space="preserve">−</m:t>
+          </m:r>
+          <m:f>
+            <m:num>
+              <m:r>
+                <m:t xml:space="preserve">1</m:t>
+              </m:r>
+            </m:num>
+            <m:den>
+              <m:r>
+                <m:t xml:space="preserve">2m</m:t>
+              </m:r>
+            </m:den>
+          </m:f>
+          <m:sSup>
+            <m:e>
+              <m:r>
+                <m:t xml:space="preserve">∇</m:t>
+              </m:r>
+            </m:e>
+            <m:sup>
+              <m:r>
+                <m:t xml:space="preserve">2</m:t>
+              </m:r>
+            </m:sup>
+          </m:sSup>
+          <m:r>
+            <m:t xml:space="preserve">ψ</m:t>
           </m:r>
         </m:oMath>
       </m:oMathPara>
